--- a/evaluaciones/trabajos/1-Avance 1 - Huineo, Verdugo, Salazar, Leiva - con atraso.docx
+++ b/evaluaciones/trabajos/1-Avance 1 - Huineo, Verdugo, Salazar, Leiva - con atraso.docx
@@ -32,7 +32,7 @@
                     <pic:cNvPicPr preferRelativeResize="0"/>
                   </pic:nvPicPr>
                   <pic:blipFill>
-                    <a:blip r:embed="rId7"/>
+                    <a:blip r:embed="rId8"/>
                     <a:srcRect/>
                     <a:stretch>
                       <a:fillRect/>
@@ -1826,6 +1826,7 @@
           <w:b/>
         </w:rPr>
       </w:pPr>
+      <w:commentRangeStart w:id="7"/>
       <w:r>
         <w:t xml:space="preserve">6.- </w:t>
       </w:r>
@@ -1835,6 +1836,13 @@
         </w:rPr>
         <w:t>¿Sientes que las redes sociales afectan en tus relaciones interpersonales en la vida real? (Donde “Muy negativamente” equivale 5 puntos, “Negativamente” equivale 4 puntos, “No afecta” equivale 3 puntos, “Positivamente” equivale 2 puntos y “Muy positivamente” equivale 1 punto)</w:t>
       </w:r>
+      <w:commentRangeEnd w:id="7"/>
+      <w:r>
+        <w:rPr>
+          <w:rStyle w:val="Refdecomentario"/>
+        </w:rPr>
+        <w:commentReference w:id="7"/>
+      </w:r>
     </w:p>
     <w:p>
       <w:pPr>
@@ -2056,7 +2064,7 @@
           <w:b/>
         </w:rPr>
       </w:pPr>
-      <w:commentRangeStart w:id="7"/>
+      <w:commentRangeStart w:id="8"/>
       <w:r>
         <w:lastRenderedPageBreak/>
         <w:t xml:space="preserve">9.- </w:t>
@@ -2067,12 +2075,12 @@
         </w:rPr>
         <w:t>¿Con qué frecuencia revisas tus redes sociales mientras estás realizando una tarea que requiere total concentración? (Donde “Siempre” equivale 5 puntos, “Frecuentemente” equivale 4 puntos, “Ocasionalmente” equivale 3 puntos, “Casi nunca” equivale 2 puntos y “Nunca” equivale 1 punto)</w:t>
       </w:r>
-      <w:commentRangeEnd w:id="7"/>
+      <w:commentRangeEnd w:id="8"/>
       <w:r>
         <w:rPr>
           <w:rStyle w:val="Refdecomentario"/>
         </w:rPr>
-        <w:commentReference w:id="7"/>
+        <w:commentReference w:id="8"/>
       </w:r>
     </w:p>
     <w:p>
@@ -2153,6 +2161,7 @@
           <w:b/>
         </w:rPr>
       </w:pPr>
+      <w:commentRangeStart w:id="9"/>
       <w:r>
         <w:t>10.</w:t>
       </w:r>
@@ -2242,6 +2251,13 @@
       <w:r>
         <w:tab/>
         <w:t>Nunca</w:t>
+      </w:r>
+      <w:commentRangeEnd w:id="9"/>
+      <w:r>
+        <w:rPr>
+          <w:rStyle w:val="Refdecomentario"/>
+        </w:rPr>
+        <w:commentReference w:id="9"/>
       </w:r>
     </w:p>
     <w:p>
@@ -2527,27 +2543,27 @@
         <w:spacing w:before="240" w:after="240"/>
         <w:jc w:val="both"/>
       </w:pPr>
-      <w:commentRangeStart w:id="8"/>
+      <w:commentRangeStart w:id="10"/>
       <w:r>
         <w:rPr>
           <w:b/>
         </w:rPr>
         <w:t xml:space="preserve">Índice 1: Uso de redes sociales </w:t>
       </w:r>
-      <w:commentRangeEnd w:id="8"/>
+      <w:commentRangeEnd w:id="10"/>
       <w:r>
         <w:rPr>
           <w:rStyle w:val="Refdecomentario"/>
         </w:rPr>
-        <w:commentReference w:id="8"/>
-      </w:r>
-    </w:p>
-    <w:p>
-      <w:pPr>
-        <w:spacing w:before="240" w:after="240"/>
-        <w:jc w:val="both"/>
-      </w:pPr>
-      <w:commentRangeStart w:id="9"/>
+        <w:commentReference w:id="10"/>
+      </w:r>
+    </w:p>
+    <w:p>
+      <w:pPr>
+        <w:spacing w:before="240" w:after="240"/>
+        <w:jc w:val="both"/>
+      </w:pPr>
+      <w:commentRangeStart w:id="11"/>
       <w:r>
         <w:t xml:space="preserve">​​￼​Este índice es </w:t>
       </w:r>
@@ -2567,12 +2583,12 @@
       <w:r>
         <w:t xml:space="preserve"> el valor máximo a obtener.  </w:t>
       </w:r>
-      <w:commentRangeEnd w:id="9"/>
+      <w:commentRangeEnd w:id="11"/>
       <w:r>
         <w:rPr>
           <w:rStyle w:val="Refdecomentario"/>
         </w:rPr>
-        <w:commentReference w:id="9"/>
+        <w:commentReference w:id="11"/>
       </w:r>
     </w:p>
     <w:p>
@@ -2681,7 +2697,7 @@
       </w:pPr>
     </w:p>
     <w:sectPr>
-      <w:headerReference w:type="default" r:id="rId12"/>
+      <w:headerReference w:type="default" r:id="rId13"/>
       <w:pgSz w:w="11909" w:h="16834"/>
       <w:pgMar w:top="1440" w:right="1440" w:bottom="1440" w:left="1440" w:header="720" w:footer="720" w:gutter="0"/>
       <w:pgNumType w:start="1"/>
@@ -2847,9 +2863,74 @@
       <w:r>
         <w:t>Si quiere hacer un bloque de salud mental, habría que separarlo del resto</w:t>
       </w:r>
+      <w:r>
+        <w:t xml:space="preserve">. </w:t>
+      </w:r>
+    </w:p>
+    <w:p>
+      <w:pPr>
+        <w:pStyle w:val="Textocomentario"/>
+      </w:pPr>
+    </w:p>
+    <w:p>
+      <w:pPr>
+        <w:pStyle w:val="Textocomentario"/>
+      </w:pPr>
+      <w:r>
+        <w:t xml:space="preserve">** HAGAN 10 preguntas sólo de RRSS y un bloque de salud mental </w:t>
+      </w:r>
     </w:p>
   </w:comment>
-  <w:comment w:id="7" w:author="Sebastián Matías Muñoz Tapia" w:date="2025-04-10T13:51:00Z" w:initials="SM">
+  <w:comment w:id="7" w:author="Sebastián Matías Muñoz Tapia" w:date="2025-04-18T06:56:00Z" w:initials="SM">
+    <w:p>
+      <w:pPr>
+        <w:pStyle w:val="Textocomentario"/>
+      </w:pPr>
+      <w:r>
+        <w:rPr>
+          <w:rStyle w:val="Refdecomentario"/>
+        </w:rPr>
+        <w:annotationRef/>
+      </w:r>
+      <w:r>
+        <w:t xml:space="preserve">Suena a una pregunta muy abstracta y algo general. Se recomienda </w:t>
+      </w:r>
+      <w:proofErr w:type="spellStart"/>
+      <w:r>
+        <w:t>específicar</w:t>
+      </w:r>
+      <w:proofErr w:type="spellEnd"/>
+      <w:r>
+        <w:t xml:space="preserve">, por </w:t>
+      </w:r>
+      <w:proofErr w:type="gramStart"/>
+      <w:r>
+        <w:t>ejemplo</w:t>
+      </w:r>
+      <w:proofErr w:type="gramEnd"/>
+      <w:r>
+        <w:t xml:space="preserve"> con situaciones concretas. </w:t>
+      </w:r>
+    </w:p>
+    <w:p>
+      <w:pPr>
+        <w:pStyle w:val="Textocomentario"/>
+        <w:numPr>
+          <w:ilvl w:val="0"/>
+          <w:numId w:val="2"/>
+        </w:numPr>
+      </w:pPr>
+      <w:proofErr w:type="gramStart"/>
+      <w:r>
+        <w:t>Operacionalizar “relaciones interpersonales”!</w:t>
+      </w:r>
+      <w:proofErr w:type="gramEnd"/>
+      <w:r>
+        <w:t xml:space="preserve"> (amigos, familiares, por ejemplo)</w:t>
+      </w:r>
+    </w:p>
+  </w:comment>
+  <w:comment w:id="8" w:author="Sebastián Matías Muñoz Tapia" w:date="2025-04-10T13:51:00Z" w:initials="SM">
     <w:p>
       <w:pPr>
         <w:pStyle w:val="Textocomentario"/>
@@ -2893,8 +2974,20 @@
         <w:t xml:space="preserve">Podría agregar una pregunta sobre las redes sociales que tiene con notificaciones. </w:t>
       </w:r>
     </w:p>
+    <w:p>
+      <w:pPr>
+        <w:pStyle w:val="Textocomentario"/>
+        <w:numPr>
+          <w:ilvl w:val="0"/>
+          <w:numId w:val="2"/>
+        </w:numPr>
+      </w:pPr>
+      <w:r>
+        <w:t>O uso de RRSS en el aula</w:t>
+      </w:r>
+    </w:p>
   </w:comment>
-  <w:comment w:id="8" w:author="Sebastián Matías Muñoz Tapia" w:date="2025-04-10T13:55:00Z" w:initials="SM">
+  <w:comment w:id="9" w:author="Sebastián Matías Muñoz Tapia" w:date="2025-04-18T06:58:00Z" w:initials="SM">
     <w:p>
       <w:pPr>
         <w:pStyle w:val="Textocomentario"/>
@@ -2906,6 +2999,27 @@
         <w:annotationRef/>
       </w:r>
       <w:r>
+        <w:t xml:space="preserve">También es bastante abstracta y es posible </w:t>
+      </w:r>
+      <w:proofErr w:type="spellStart"/>
+      <w:r>
+        <w:t>específicar</w:t>
+      </w:r>
+      <w:proofErr w:type="spellEnd"/>
+    </w:p>
+  </w:comment>
+  <w:comment w:id="10" w:author="Sebastián Matías Muñoz Tapia" w:date="2025-04-10T13:55:00Z" w:initials="SM">
+    <w:p>
+      <w:pPr>
+        <w:pStyle w:val="Textocomentario"/>
+      </w:pPr>
+      <w:r>
+        <w:rPr>
+          <w:rStyle w:val="Refdecomentario"/>
+        </w:rPr>
+        <w:annotationRef/>
+      </w:r>
+      <w:r>
         <w:t>7</w:t>
       </w:r>
       <w:r>
@@ -2916,7 +3030,7 @@
       </w:r>
     </w:p>
   </w:comment>
-  <w:comment w:id="9" w:author="Sebastián Matías Muñoz Tapia" w:date="2025-04-10T13:53:00Z" w:initials="SM">
+  <w:comment w:id="11" w:author="Sebastián Matías Muñoz Tapia" w:date="2025-04-10T13:53:00Z" w:initials="SM">
     <w:p>
       <w:pPr>
         <w:pStyle w:val="Textocomentario"/>
@@ -2945,7 +3059,13 @@
         <w:annotationRef/>
       </w:r>
       <w:r>
-        <w:t>Un tema es la frecuencia de uso</w:t>
+        <w:t xml:space="preserve">Un </w:t>
+      </w:r>
+      <w:r>
+        <w:t>índice para</w:t>
+      </w:r>
+      <w:r>
+        <w:t xml:space="preserve"> la frecuencia de uso</w:t>
       </w:r>
     </w:p>
     <w:p>
@@ -2957,7 +3077,10 @@
         </w:numPr>
       </w:pPr>
       <w:r>
-        <w:t>Otro tema es la afectación negativa de las redes sociales</w:t>
+        <w:t>Otro índice para</w:t>
+      </w:r>
+      <w:r>
+        <w:t xml:space="preserve"> la afectación negativa de las redes sociales</w:t>
       </w:r>
     </w:p>
   </w:comment>
@@ -2973,7 +3096,9 @@
   <w15:commentEx w15:paraId="76E93EF0" w15:done="0"/>
   <w15:commentEx w15:paraId="3D119712" w15:done="0"/>
   <w15:commentEx w15:paraId="270EBDC1" w15:done="0"/>
+  <w15:commentEx w15:paraId="6712362D" w15:done="0"/>
   <w15:commentEx w15:paraId="36F227D5" w15:done="0"/>
+  <w15:commentEx w15:paraId="6A155EDC" w15:done="0"/>
   <w15:commentEx w15:paraId="1EE62507" w15:done="0"/>
   <w15:commentEx w15:paraId="3B637143" w15:done="0"/>
 </w15:commentsEx>
@@ -2988,7 +3113,9 @@
   <w16cex:commentExtensible w16cex:durableId="5A40896E" w16cex:dateUtc="2025-04-10T17:48:00Z"/>
   <w16cex:commentExtensible w16cex:durableId="2F8989E2" w16cex:dateUtc="2025-04-10T17:49:00Z"/>
   <w16cex:commentExtensible w16cex:durableId="539F3BC4" w16cex:dateUtc="2025-04-10T17:50:00Z"/>
+  <w16cex:commentExtensible w16cex:durableId="433A4221" w16cex:dateUtc="2025-04-18T10:56:00Z"/>
   <w16cex:commentExtensible w16cex:durableId="748E3F44" w16cex:dateUtc="2025-04-10T17:51:00Z"/>
+  <w16cex:commentExtensible w16cex:durableId="78C4B012" w16cex:dateUtc="2025-04-18T10:58:00Z"/>
   <w16cex:commentExtensible w16cex:durableId="2AE0B00C" w16cex:dateUtc="2025-04-10T17:55:00Z"/>
   <w16cex:commentExtensible w16cex:durableId="3EE180B4" w16cex:dateUtc="2025-04-10T17:53:00Z"/>
 </w16cex:commentsExtensible>
@@ -3003,7 +3130,9 @@
   <w16cid:commentId w16cid:paraId="76E93EF0" w16cid:durableId="5A40896E"/>
   <w16cid:commentId w16cid:paraId="3D119712" w16cid:durableId="2F8989E2"/>
   <w16cid:commentId w16cid:paraId="270EBDC1" w16cid:durableId="539F3BC4"/>
+  <w16cid:commentId w16cid:paraId="6712362D" w16cid:durableId="433A4221"/>
   <w16cid:commentId w16cid:paraId="36F227D5" w16cid:durableId="748E3F44"/>
+  <w16cid:commentId w16cid:paraId="6A155EDC" w16cid:durableId="78C4B012"/>
   <w16cid:commentId w16cid:paraId="1EE62507" w16cid:durableId="2AE0B00C"/>
   <w16cid:commentId w16cid:paraId="3B637143" w16cid:durableId="3EE180B4"/>
 </w16cid:commentsIds>
@@ -4558,4 +4687,16 @@
   </a:objectDefaults>
   <a:extraClrSchemeLst/>
 </a:theme>
+</file>
+
+<file path=customXml/item1.xml><?xml version="1.0" encoding="utf-8"?>
+<b:Sources xmlns:b="http://schemas.openxmlformats.org/officeDocument/2006/bibliography" xmlns="http://schemas.openxmlformats.org/officeDocument/2006/bibliography" SelectedStyle="\APASixthEditionOfficeOnline.xsl" StyleName="APA" Version="6"/>
+</file>
+
+<file path=customXml/itemProps1.xml><?xml version="1.0" encoding="utf-8"?>
+<ds:datastoreItem xmlns:ds="http://schemas.openxmlformats.org/officeDocument/2006/customXml" ds:itemID="{17C8D9E5-6F80-4DAE-AB53-1F2A413CB879}">
+  <ds:schemaRefs>
+    <ds:schemaRef ds:uri="http://schemas.openxmlformats.org/officeDocument/2006/bibliography"/>
+  </ds:schemaRefs>
+</ds:datastoreItem>
 </file>